--- a/dpp-project/DPP手册/01_差距评估_产品手册.docx
+++ b/dpp-project/DPP手册/01_差距评估_产品手册.docx
@@ -89,7 +89,7 @@
                 <w:sz w:val="20"/>
                 <w:szCs w:val="20"/>
               </w:rPr>
-              <w:t xml:space="preserve">守信财税 · DPP业务线</w:t>
+              <w:t xml:space="preserve">财税 · DPP业务线</w:t>
             </w:r>
           </w:p>
         </w:tc>
@@ -24673,7 +24673,7 @@
                 <w:sz w:val="21"/>
                 <w:szCs w:val="21"/>
               </w:rPr>
-              <w:t xml:space="preserve">守信财税由北京乾坤生会计师事务所与守信财税咨询联合运营，拥有18年专业服务经验。DPP业务线专注为中国电池企业提供欧盟电池法规合规服务：从差距评估、数据建设、供应商辅导到护照注册上线与年度托管，提供一站式全链条支持。</w:t>
+              <w:t xml:space="preserve">财税由北京会计师事务所与财税咨询联合运营，拥有18年专业服务经验。DPP业务线专注为中国电池企业提供欧盟电池法规合规服务：从差距评估、数据建设、供应商辅导到护照注册上线与年度托管，提供一站式全链条支持。</w:t>
             </w:r>
           </w:p>
           <w:p>
@@ -24890,7 +24890,7 @@
         <w:sz w:val="18"/>
         <w:szCs w:val="18"/>
       </w:rPr>
-      <w:t xml:space="preserve">DPP差距评估服务 · 守信财税</w:t>
+      <w:t xml:space="preserve">DPP差距评估服务 · 财税</w:t>
     </w:r>
   </w:p>
 </w:hdr>

--- a/dpp-project/DPP手册/01_差距评估_产品手册.docx
+++ b/dpp-project/DPP手册/01_差距评估_产品手册.docx
@@ -89,7 +89,7 @@
                 <w:sz w:val="20"/>
                 <w:szCs w:val="20"/>
               </w:rPr>
-              <w:t xml:space="preserve">财税 · DPP业务线</w:t>
+              <w:t xml:space="preserve"> · DPP业务线</w:t>
             </w:r>
           </w:p>
         </w:tc>
@@ -1958,7 +1958,7 @@
                 <w:sz w:val="21"/>
                 <w:szCs w:val="21"/>
               </w:rPr>
-              <w:t xml:space="preserve">正极/负极/电解液所用材料、零部件零件号、替换备件来源联系方式、拆解信息、安全措施</w:t>
+              <w:t xml:space="preserve">正极/负极/电解液所用材料、零部件零件号、替换备件来源</w:t>
             </w:r>
           </w:p>
         </w:tc>
@@ -4472,7 +4472,7 @@
                 <w:sz w:val="21"/>
                 <w:szCs w:val="21"/>
               </w:rPr>
-              <w:t xml:space="preserve">企业名称、注册地址、统一社会信用代码、指定联系人及联系方式</w:t>
+              <w:t xml:space="preserve">企业名称、注册地址、统一社会信用代码、指定联系人及</w:t>
             </w:r>
           </w:p>
         </w:tc>
@@ -7853,7 +7853,7 @@
                 <w:sz w:val="21"/>
                 <w:szCs w:val="21"/>
               </w:rPr>
-              <w:t xml:space="preserve">制造商名称、地址、联系方式须写入电池护照</w:t>
+              <w:t xml:space="preserve">制造商名称、地址、</w:t>
             </w:r>
           </w:p>
         </w:tc>
@@ -22027,7 +22027,7 @@
                 <w:sz w:val="22"/>
                 <w:szCs w:val="22"/>
               </w:rPr>
-              <w:t xml:space="preserve">📧 联系方式</w:t>
+              <w:t xml:space="preserve">📧 </w:t>
             </w:r>
           </w:p>
           <w:p>
@@ -24673,7 +24673,7 @@
                 <w:sz w:val="21"/>
                 <w:szCs w:val="21"/>
               </w:rPr>
-              <w:t xml:space="preserve">财税由北京会计师事务所与财税咨询联合运营，拥有18年专业服务经验。DPP业务线专注为中国电池企业提供欧盟电池法规合规服务：从差距评估、数据建设、供应商辅导到护照注册上线与年度托管，提供一站式全链条支持。</w:t>
+              <w:t xml:space="preserve">由北京会计师事务所与咨询联合运营，拥有18年专业服务经验。DPP业务线专注为中国电池企业提供欧盟电池法规合规服务：从差距评估、数据建设、供应商辅导到护照注册上线与年度托管，提供一站式全链条支持。</w:t>
             </w:r>
           </w:p>
           <w:p>
